--- a/Entregas/Sprint 1/Desenvolvimento Backend/H3 - Desenvolver API de upload multi-formato/PSP2 - S1T14 - Fila Assíncrona.docx
+++ b/Entregas/Sprint 1/Desenvolvimento Backend/H3 - Desenvolver API de upload multi-formato/PSP2 - S1T14 - Fila Assíncrona.docx
@@ -46,6 +46,62 @@
       </w:pPr>
       <w:r>
         <w:t xml:space="preserve"/>
+      </w:r>
+    </w:p>
+    <w:p>
+      <w:pPr>
+        <w:pStyle w:val="Heading2"/>
+        <w:spacing w:after="180" w:before="120"/>
+      </w:pPr>
+      <w:r>
+        <w:rPr>
+          <w:rFonts w:ascii="Arial" w:cs="Arial" w:eastAsia="Arial" w:hAnsi="Arial"/>
+          <w:b/>
+          <w:bCs/>
+          <w:color w:val="1F3864"/>
+          <w:sz w:val="28"/>
+          <w:szCs w:val="28"/>
+        </w:rPr>
+        <w:t xml:space="preserve">📖 Em palavras simples</w:t>
+      </w:r>
+    </w:p>
+    <w:p>
+      <w:pPr>
+        <w:spacing w:after="180"/>
+      </w:pPr>
+      <w:r>
+        <w:rPr>
+          <w:rFonts w:ascii="Arial" w:cs="Arial" w:eastAsia="Arial" w:hAnsi="Arial"/>
+          <w:sz w:val="22"/>
+          <w:szCs w:val="22"/>
+        </w:rPr>
+        <w:t xml:space="preserve">Processar um documento pode demorar 2 minutos (texto extraído, classificado, resumido, comprimido, exportado). O servidor que recebe o upload, no entanto, tem que devolver resposta em 60 segundos. A solução é desacoplar: a chamada HTTP termina rápido, mas o trabalho continua rodando em background.</w:t>
+      </w:r>
+    </w:p>
+    <w:p>
+      <w:pPr>
+        <w:spacing w:after="180"/>
+      </w:pPr>
+      <w:r>
+        <w:rPr>
+          <w:rFonts w:ascii="Arial" w:cs="Arial" w:eastAsia="Arial" w:hAnsi="Arial"/>
+          <w:sz w:val="22"/>
+          <w:szCs w:val="22"/>
+        </w:rPr>
+        <w:t xml:space="preserve">Essa entrega implementa esse “continuar em background” usando uma ferramenta do servidor chamada “waitUntil”. Quando chega um pedido novo, o servidor cria um “job” no banco com status “pendente”, devolve resposta na hora ao frontend, e em paralelo começa a processar. O frontend escuta o banco via “realtime” e atualiza a tela conforme o job avança.</w:t>
+      </w:r>
+    </w:p>
+    <w:p>
+      <w:pPr>
+        <w:spacing w:after="180"/>
+      </w:pPr>
+      <w:r>
+        <w:rPr>
+          <w:rFonts w:ascii="Arial" w:cs="Arial" w:eastAsia="Arial" w:hAnsi="Arial"/>
+          <w:sz w:val="22"/>
+          <w:szCs w:val="22"/>
+        </w:rPr>
+        <w:t xml:space="preserve">Por que isso importa? Sem essa arquitetura, o aluno ficava com a tela travada esperando 2 minutos — ou pior, o servidor cortava no meio e o trabalho sumia. Com fila assíncrona, o produto fica responsivo (resposta em ms) e robusto (se algo der erro, fica registrado e dá pra tentar de novo).</w:t>
       </w:r>
     </w:p>
     <w:p>
